--- a/report_template/template_main/tBRCA_CustomEdition_ZDFE_v1.0.0.docx
+++ b/report_template/template_main/tBRCA_CustomEdition_ZDFE_v1.0.0.docx
@@ -12,16 +12,16 @@
         <mc:AlternateContent>
           <mc:Choice Requires="wps">
             <w:drawing>
-              <wp:anchor distT="0" distB="0" distL="114300" distR="114300" simplePos="0" relativeHeight="251659264" behindDoc="0" locked="0" layoutInCell="1" allowOverlap="1" wp14:anchorId="592851E4" wp14:editId="7ADA8A77">
+              <wp:anchor distT="0" distB="0" distL="114300" distR="114300" simplePos="0" relativeHeight="251659264" behindDoc="0" locked="0" layoutInCell="1" allowOverlap="1" wp14:anchorId="3F7DD77F" wp14:editId="59C107D7">
                 <wp:simplePos x="0" y="0"/>
-                <wp:positionH relativeFrom="column">
+                <wp:positionH relativeFrom="margin">
                   <wp:posOffset>0</wp:posOffset>
                 </wp:positionH>
                 <wp:positionV relativeFrom="paragraph">
                   <wp:posOffset>0</wp:posOffset>
                 </wp:positionV>
-                <wp:extent cx="6419215" cy="1004570"/>
-                <wp:effectExtent l="0" t="0" r="6985" b="11430"/>
+                <wp:extent cx="6419215" cy="834887"/>
+                <wp:effectExtent l="0" t="0" r="635" b="3810"/>
                 <wp:wrapNone/>
                 <wp:docPr id="9" name="文本框 9"/>
                 <wp:cNvGraphicFramePr/>
@@ -31,8 +31,8 @@
                       <wps:cNvSpPr txBox="1"/>
                       <wps:spPr>
                         <a:xfrm>
-                          <a:off x="515620" y="928370"/>
-                          <a:ext cx="6419215" cy="1004570"/>
+                          <a:off x="0" y="0"/>
+                          <a:ext cx="6419215" cy="834887"/>
                         </a:xfrm>
                         <a:prstGeom prst="rect">
                           <a:avLst/>
@@ -63,7 +63,7 @@
                           <w:p>
                             <w:pPr>
                               <w:pStyle w:val="ae"/>
-                              <w:spacing w:before="240" w:line="182" w:lineRule="auto"/>
+                              <w:spacing w:line="182" w:lineRule="auto"/>
                               <w:ind w:firstLineChars="900" w:firstLine="3222"/>
                               <w:outlineLvl w:val="0"/>
                               <w:rPr>
@@ -136,22 +136,25 @@
                     </wps:wsp>
                   </a:graphicData>
                 </a:graphic>
+                <wp14:sizeRelV relativeFrom="margin">
+                  <wp14:pctHeight>0</wp14:pctHeight>
+                </wp14:sizeRelV>
               </wp:anchor>
             </w:drawing>
           </mc:Choice>
           <mc:Fallback>
             <w:pict>
-              <v:shapetype w14:anchorId="592851E4" id="_x0000_t202" coordsize="21600,21600" o:spt="202" path="m,l,21600r21600,l21600,xe">
+              <v:shapetype w14:anchorId="3F7DD77F" id="_x0000_t202" coordsize="21600,21600" o:spt="202" path="m,l,21600r21600,l21600,xe">
                 <v:stroke joinstyle="miter"/>
                 <v:path gradientshapeok="t" o:connecttype="rect"/>
               </v:shapetype>
-              <v:shape id="文本框 9" o:spid="_x0000_s1026" type="#_x0000_t202" style="position:absolute;left:0;text-align:left;margin-left:0;margin-top:0;width:505.45pt;height:79.1pt;z-index:251659264;visibility:visible;mso-wrap-style:square;mso-wrap-distance-left:9pt;mso-wrap-distance-top:0;mso-wrap-distance-right:9pt;mso-wrap-distance-bottom:0;mso-position-horizontal:absolute;mso-position-horizontal-relative:text;mso-position-vertical:absolute;mso-position-vertical-relative:text;v-text-anchor:top" o:gfxdata="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" fillcolor="white [3201]" stroked="f" strokeweight=".5pt">
+              <v:shape id="文本框 9" o:spid="_x0000_s1026" type="#_x0000_t202" style="position:absolute;left:0;text-align:left;margin-left:0;margin-top:0;width:505.45pt;height:65.75pt;z-index:251659264;visibility:visible;mso-wrap-style:square;mso-height-percent:0;mso-wrap-distance-left:9pt;mso-wrap-distance-top:0;mso-wrap-distance-right:9pt;mso-wrap-distance-bottom:0;mso-position-horizontal:absolute;mso-position-horizontal-relative:margin;mso-position-vertical:absolute;mso-position-vertical-relative:text;mso-height-percent:0;mso-height-relative:margin;v-text-anchor:top" o:gfxdata="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" fillcolor="white [3201]" stroked="f" strokeweight=".5pt">
                 <v:textbox>
                   <w:txbxContent>
                     <w:p>
                       <w:pPr>
                         <w:pStyle w:val="ae"/>
-                        <w:spacing w:before="240" w:line="182" w:lineRule="auto"/>
+                        <w:spacing w:line="182" w:lineRule="auto"/>
                         <w:ind w:firstLineChars="900" w:firstLine="3222"/>
                         <w:outlineLvl w:val="0"/>
                         <w:rPr>
@@ -218,13 +221,13 @@
                     </w:p>
                   </w:txbxContent>
                 </v:textbox>
+                <w10:wrap anchorx="margin"/>
               </v:shape>
             </w:pict>
           </mc:Fallback>
         </mc:AlternateContent>
       </w:r>
     </w:p>
-    <w:p/>
     <w:p/>
     <w:p/>
     <w:p/>
@@ -253,7 +256,7 @@
           </w:tcPr>
           <w:p>
             <w:pPr>
-              <w:wordWrap w:val="0"/>
+              <w:spacing w:line="500" w:lineRule="exact"/>
               <w:jc w:val="right"/>
               <w:rPr>
                 <w:rFonts w:ascii="思源黑体 CN Bold" w:eastAsia="思源黑体 CN Bold" w:hAnsi="思源黑体 CN Bold"/>
@@ -291,6 +294,7 @@
           </w:tcPr>
           <w:p>
             <w:pPr>
+              <w:spacing w:line="500" w:lineRule="exact"/>
               <w:jc w:val="left"/>
               <w:rPr>
                 <w:rFonts w:ascii="思源黑体 CN Bold" w:eastAsia="思源黑体 CN Bold" w:hAnsi="思源黑体 CN Bold"/>
@@ -329,7 +333,7 @@
     <w:p>
       <w:pPr>
         <w:pStyle w:val="2"/>
-        <w:spacing w:before="0" w:after="0" w:line="240" w:lineRule="auto"/>
+        <w:spacing w:before="0" w:after="0" w:line="500" w:lineRule="exact"/>
         <w:rPr>
           <w:rFonts w:ascii="思源黑体 CN Bold" w:eastAsia="思源黑体 CN Bold" w:hAnsi="思源黑体 CN Bold"/>
           <w:sz w:val="24"/>
@@ -2979,88 +2983,88 @@
                 <w:sz w:val="17"/>
                 <w:szCs w:val="17"/>
               </w:rPr>
-              <w:t>≥1名血缘近亲在任意年龄诊断乳腺癌、卵巢癌、胰腺癌、前列腺</w:t>
-            </w:r>
-            <w:r>
-              <w:rPr>
-                <w:rFonts w:ascii="思源黑体 CN Normal" w:eastAsia="思源黑体 CN Normal" w:hAnsi="思源黑体 CN Normal"/>
+              <w:t>≥1名血缘近亲在任意年龄诊断乳腺癌、卵巢癌、胰腺癌、前列腺癌。</w:t>
+            </w:r>
+            <w:r>
+              <w:rPr>
+                <w:rFonts w:ascii="思源黑体 CN Normal" w:eastAsia="思源黑体 CN Normal" w:hAnsi="思源黑体 CN Normal" w:hint="eastAsia"/>
+                <w:sz w:val="17"/>
+                <w:szCs w:val="17"/>
+              </w:rPr>
+              <w:t>3）诊断年龄≥5</w:t>
+            </w:r>
+            <w:r>
+              <w:rPr>
+                <w:rFonts w:ascii="思源黑体 CN Normal" w:eastAsia="思源黑体 CN Normal" w:hAnsi="思源黑体 CN Normal"/>
+                <w:sz w:val="17"/>
+                <w:szCs w:val="17"/>
+              </w:rPr>
+              <w:t>1岁：</w:t>
+            </w:r>
+            <w:r>
+              <w:rPr>
+                <w:rFonts w:ascii="思源黑体 CN Normal" w:eastAsia="思源黑体 CN Normal" w:hAnsi="思源黑体 CN Normal" w:hint="eastAsia"/>
+                <w:sz w:val="17"/>
+                <w:szCs w:val="17"/>
+              </w:rPr>
+              <w:t>① ≥1</w:t>
+            </w:r>
+            <w:r>
+              <w:rPr>
+                <w:rFonts w:ascii="思源黑体 CN Normal" w:eastAsia="思源黑体 CN Normal" w:hAnsi="思源黑体 CN Normal"/>
+                <w:sz w:val="17"/>
+                <w:szCs w:val="17"/>
+              </w:rPr>
+              <w:t>名血缘近亲满足以下任意条件：A、</w:t>
+            </w:r>
+            <w:r>
+              <w:rPr>
+                <w:rFonts w:ascii="思源黑体 CN Normal" w:eastAsia="思源黑体 CN Normal" w:hAnsi="思源黑体 CN Normal" w:hint="eastAsia"/>
+                <w:sz w:val="17"/>
+                <w:szCs w:val="17"/>
+              </w:rPr>
+              <w:t>5</w:t>
+            </w:r>
+            <w:r>
+              <w:rPr>
+                <w:rFonts w:ascii="思源黑体 CN Normal" w:eastAsia="思源黑体 CN Normal" w:hAnsi="思源黑体 CN Normal"/>
+                <w:sz w:val="17"/>
+                <w:szCs w:val="17"/>
+              </w:rPr>
+              <w:t>0岁及以前诊断乳腺癌或任意年龄诊断男性乳腺癌；B、任意年龄诊断卵巢癌；C、任意年龄诊断胰腺癌；D、任意年龄诊断转移性、组织学为导管内</w:t>
+            </w:r>
+            <w:r>
+              <w:rPr>
+                <w:rFonts w:ascii="思源黑体 CN Normal" w:eastAsia="思源黑体 CN Normal" w:hAnsi="思源黑体 CN Normal" w:hint="eastAsia"/>
+                <w:sz w:val="17"/>
+                <w:szCs w:val="17"/>
+              </w:rPr>
+              <w:t>/</w:t>
+            </w:r>
+            <w:r>
+              <w:rPr>
+                <w:rFonts w:ascii="思源黑体 CN Normal" w:eastAsia="思源黑体 CN Normal" w:hAnsi="思源黑体 CN Normal"/>
+                <w:sz w:val="17"/>
+                <w:szCs w:val="17"/>
+              </w:rPr>
+              <w:t>筛状或高危</w:t>
+            </w:r>
+            <w:r>
+              <w:rPr>
+                <w:rFonts w:ascii="思源黑体 CN Normal" w:eastAsia="思源黑体 CN Normal" w:hAnsi="思源黑体 CN Normal" w:hint="eastAsia"/>
+                <w:sz w:val="17"/>
+                <w:szCs w:val="17"/>
+              </w:rPr>
+              <w:t>/</w:t>
+            </w:r>
+            <w:r>
+              <w:rPr>
+                <w:rFonts w:ascii="思源黑体 CN Normal" w:eastAsia="思源黑体 CN Normal" w:hAnsi="思源黑体 CN Normal" w:hint="eastAsia"/>
                 <w:sz w:val="17"/>
                 <w:szCs w:val="17"/>
               </w:rPr>
               <w:lastRenderedPageBreak/>
-              <w:t>癌。</w:t>
-            </w:r>
-            <w:r>
-              <w:rPr>
-                <w:rFonts w:ascii="思源黑体 CN Normal" w:eastAsia="思源黑体 CN Normal" w:hAnsi="思源黑体 CN Normal" w:hint="eastAsia"/>
-                <w:sz w:val="17"/>
-                <w:szCs w:val="17"/>
-              </w:rPr>
-              <w:t>3）诊断年龄≥5</w:t>
-            </w:r>
-            <w:r>
-              <w:rPr>
-                <w:rFonts w:ascii="思源黑体 CN Normal" w:eastAsia="思源黑体 CN Normal" w:hAnsi="思源黑体 CN Normal"/>
-                <w:sz w:val="17"/>
-                <w:szCs w:val="17"/>
-              </w:rPr>
-              <w:t>1岁：</w:t>
-            </w:r>
-            <w:r>
-              <w:rPr>
-                <w:rFonts w:ascii="思源黑体 CN Normal" w:eastAsia="思源黑体 CN Normal" w:hAnsi="思源黑体 CN Normal" w:hint="eastAsia"/>
-                <w:sz w:val="17"/>
-                <w:szCs w:val="17"/>
-              </w:rPr>
-              <w:t>① ≥1</w:t>
-            </w:r>
-            <w:r>
-              <w:rPr>
-                <w:rFonts w:ascii="思源黑体 CN Normal" w:eastAsia="思源黑体 CN Normal" w:hAnsi="思源黑体 CN Normal"/>
-                <w:sz w:val="17"/>
-                <w:szCs w:val="17"/>
-              </w:rPr>
-              <w:t>名血缘近亲满足以下任意条件：A、</w:t>
-            </w:r>
-            <w:r>
-              <w:rPr>
-                <w:rFonts w:ascii="思源黑体 CN Normal" w:eastAsia="思源黑体 CN Normal" w:hAnsi="思源黑体 CN Normal" w:hint="eastAsia"/>
-                <w:sz w:val="17"/>
-                <w:szCs w:val="17"/>
-              </w:rPr>
-              <w:t>5</w:t>
-            </w:r>
-            <w:r>
-              <w:rPr>
-                <w:rFonts w:ascii="思源黑体 CN Normal" w:eastAsia="思源黑体 CN Normal" w:hAnsi="思源黑体 CN Normal"/>
-                <w:sz w:val="17"/>
-                <w:szCs w:val="17"/>
-              </w:rPr>
-              <w:t>0岁及以前诊断乳腺癌或任意年龄诊断男性乳腺癌；B、任意年龄诊断卵巢癌；C、任意年龄诊断胰腺癌；D、任意年龄诊断转移性、组织学为导管内</w:t>
-            </w:r>
-            <w:r>
-              <w:rPr>
-                <w:rFonts w:ascii="思源黑体 CN Normal" w:eastAsia="思源黑体 CN Normal" w:hAnsi="思源黑体 CN Normal" w:hint="eastAsia"/>
-                <w:sz w:val="17"/>
-                <w:szCs w:val="17"/>
-              </w:rPr>
-              <w:t>/</w:t>
-            </w:r>
-            <w:r>
-              <w:rPr>
-                <w:rFonts w:ascii="思源黑体 CN Normal" w:eastAsia="思源黑体 CN Normal" w:hAnsi="思源黑体 CN Normal"/>
-                <w:sz w:val="17"/>
-                <w:szCs w:val="17"/>
-              </w:rPr>
-              <w:t>筛状或高危</w:t>
-            </w:r>
-            <w:r>
-              <w:rPr>
-                <w:rFonts w:ascii="思源黑体 CN Normal" w:eastAsia="思源黑体 CN Normal" w:hAnsi="思源黑体 CN Normal" w:hint="eastAsia"/>
-                <w:sz w:val="17"/>
-                <w:szCs w:val="17"/>
-              </w:rPr>
-              <w:t>/极高危前列腺癌。② 患者和/或血缘近亲中≥3</w:t>
+              <w:t>极高危前列腺癌。② 患者和/或血缘近亲中≥3</w:t>
             </w:r>
             <w:r>
               <w:rPr>

--- a/report_template/template_main/tBRCA_CustomEdition_ZDFE_v1.0.0.docx
+++ b/report_template/template_main/tBRCA_CustomEdition_ZDFE_v1.0.0.docx
@@ -2,8 +2,8 @@
 <file path=word/document.xml><?xml version="1.0" encoding="utf-8"?>
 <w:document xmlns:wpc="http://schemas.microsoft.com/office/word/2010/wordprocessingCanvas" xmlns:cx="http://schemas.microsoft.com/office/drawing/2014/chartex" xmlns:cx1="http://schemas.microsoft.com/office/drawing/2015/9/8/chartex" xmlns:cx2="http://schemas.microsoft.com/office/drawing/2015/10/21/chartex" xmlns:cx3="http://schemas.microsoft.com/office/drawing/2016/5/9/chartex" xmlns:cx4="http://schemas.microsoft.com/office/drawing/2016/5/10/chartex" xmlns:cx5="http://schemas.microsoft.com/office/drawing/2016/5/11/chartex" xmlns:cx6="http://schemas.microsoft.com/office/drawing/2016/5/12/chartex" xmlns:cx7="http://schemas.microsoft.com/office/drawing/2016/5/13/chartex" xmlns:cx8="http://schemas.microsoft.com/office/drawing/2016/5/14/chartex" xmlns:mc="http://schemas.openxmlformats.org/markup-compatibility/2006" xmlns:aink="http://schemas.microsoft.com/office/drawing/2016/ink" xmlns:am3d="http://schemas.microsoft.com/office/drawing/2017/model3d" xmlns:o="urn:schemas-microsoft-com:office:office" xmlns:r="http://schemas.openxmlformats.org/officeDocument/2006/relationships" xmlns:m="http://schemas.openxmlformats.org/officeDocument/2006/math" xmlns:v="urn:schemas-microsoft-com:vml" xmlns:wp14="http://schemas.microsoft.com/office/word/2010/wordprocessingDrawing" xmlns:wp="http://schemas.openxmlformats.org/drawingml/2006/wordprocessingDrawing" xmlns:w10="urn:schemas-microsoft-com:office:word" xmlns:w="http://schemas.openxmlformats.org/wordprocessingml/2006/main" xmlns:w14="http://schemas.microsoft.com/office/word/2010/wordml" xmlns:w15="http://schemas.microsoft.com/office/word/2012/wordml" xmlns:w16cex="http://schemas.microsoft.com/office/word/2018/wordml/cex" xmlns:w16cid="http://schemas.microsoft.com/office/word/2016/wordml/cid" xmlns:w16="http://schemas.microsoft.com/office/word/2018/wordml" xmlns:w16sdtdh="http://schemas.microsoft.com/office/word/2020/wordml/sdtdatahash" xmlns:w16se="http://schemas.microsoft.com/office/word/2015/wordml/symex" xmlns:wpg="http://schemas.microsoft.com/office/word/2010/wordprocessingGroup" xmlns:wpi="http://schemas.microsoft.com/office/word/2010/wordprocessingInk" xmlns:wne="http://schemas.microsoft.com/office/word/2006/wordml" xmlns:wps="http://schemas.microsoft.com/office/word/2010/wordprocessingShape" mc:Ignorable="w14 w15 w16se w16cid w16 w16cex w16sdtdh wp14">
   <w:body>
-    <w:bookmarkStart w:id="0" w:name="_Toc42102363"/>
     <w:p>
+      <w:bookmarkStart w:id="0" w:name="_Toc42102363"/>
       <w:r>
         <w:rPr>
           <w:noProof/>
@@ -3055,7 +3055,15 @@
                 <w:sz w:val="17"/>
                 <w:szCs w:val="17"/>
               </w:rPr>
-              <w:t>/</w:t>
+              <w:t>/极高危前列腺癌。② 患者和/或血缘近亲中≥3</w:t>
+            </w:r>
+            <w:r>
+              <w:rPr>
+                <w:rFonts w:ascii="思源黑体 CN Normal" w:eastAsia="思源黑体 CN Normal" w:hAnsi="思源黑体 CN Normal"/>
+                <w:sz w:val="17"/>
+                <w:szCs w:val="17"/>
+              </w:rPr>
+              <w:t>次诊断乳腺癌。</w:t>
             </w:r>
             <w:r>
               <w:rPr>
@@ -3063,32 +3071,24 @@
                 <w:sz w:val="17"/>
                 <w:szCs w:val="17"/>
               </w:rPr>
+              <w:t xml:space="preserve">③ </w:t>
+            </w:r>
+            <w:r>
+              <w:rPr>
+                <w:rFonts w:ascii="思源黑体 CN Normal" w:eastAsia="思源黑体 CN Normal" w:hAnsi="思源黑体 CN Normal"/>
+                <w:sz w:val="17"/>
+                <w:szCs w:val="17"/>
+              </w:rPr>
+              <w:t>≥2名血缘近亲在任意年龄诊断乳腺癌或前列腺癌</w:t>
+            </w:r>
+            <w:r>
+              <w:rPr>
+                <w:rFonts w:ascii="思源黑体 CN Normal" w:eastAsia="思源黑体 CN Normal" w:hAnsi="思源黑体 CN Normal"/>
+                <w:sz w:val="17"/>
+                <w:szCs w:val="17"/>
+              </w:rPr>
               <w:lastRenderedPageBreak/>
-              <w:t>极高危前列腺癌。② 患者和/或血缘近亲中≥3</w:t>
-            </w:r>
-            <w:r>
-              <w:rPr>
-                <w:rFonts w:ascii="思源黑体 CN Normal" w:eastAsia="思源黑体 CN Normal" w:hAnsi="思源黑体 CN Normal"/>
-                <w:sz w:val="17"/>
-                <w:szCs w:val="17"/>
-              </w:rPr>
-              <w:t>次诊断乳腺癌。</w:t>
-            </w:r>
-            <w:r>
-              <w:rPr>
-                <w:rFonts w:ascii="思源黑体 CN Normal" w:eastAsia="思源黑体 CN Normal" w:hAnsi="思源黑体 CN Normal" w:hint="eastAsia"/>
-                <w:sz w:val="17"/>
-                <w:szCs w:val="17"/>
-              </w:rPr>
-              <w:t xml:space="preserve">③ </w:t>
-            </w:r>
-            <w:r>
-              <w:rPr>
-                <w:rFonts w:ascii="思源黑体 CN Normal" w:eastAsia="思源黑体 CN Normal" w:hAnsi="思源黑体 CN Normal"/>
-                <w:sz w:val="17"/>
-                <w:szCs w:val="17"/>
-              </w:rPr>
-              <w:t>≥2名血缘近亲在任意年龄诊断乳腺癌或前列腺癌（任意级别）。</w:t>
+              <w:t>（任意级别）。</w:t>
             </w:r>
             <w:r>
               <w:rPr>
@@ -5559,6 +5559,7 @@
                 <w:sz w:val="17"/>
                 <w:szCs w:val="17"/>
               </w:rPr>
+              <w:lastRenderedPageBreak/>
               <w:t>{%tr endif%}</w:t>
             </w:r>
           </w:p>
@@ -5594,7 +5595,6 @@
           <w:sz w:val="21"/>
           <w:szCs w:val="21"/>
         </w:rPr>
-        <w:lastRenderedPageBreak/>
         <w:t>1.3.</w:t>
       </w:r>
       <w:r>
@@ -10911,6 +10911,7 @@
                 <w:sz w:val="17"/>
                 <w:szCs w:val="17"/>
               </w:rPr>
+              <w:lastRenderedPageBreak/>
               <w:t>B</w:t>
             </w:r>
             <w:r>
@@ -11199,7 +11200,6 @@
                 <w:sz w:val="18"/>
                 <w:szCs w:val="18"/>
               </w:rPr>
-              <w:lastRenderedPageBreak/>
               <w:t>BRCA</w:t>
             </w:r>
             <w:r>
@@ -15215,6 +15215,7 @@
                 <w:sz w:val="17"/>
                 <w:szCs w:val="17"/>
               </w:rPr>
+              <w:lastRenderedPageBreak/>
               <w:t>病理评估</w:t>
             </w:r>
           </w:p>
@@ -15294,7 +15295,6 @@
                 <w:sz w:val="17"/>
                 <w:szCs w:val="17"/>
               </w:rPr>
-              <w:lastRenderedPageBreak/>
               <w:t>sample.tumor_content</w:t>
             </w:r>
             <w:proofErr w:type="spellEnd"/>
@@ -15387,7 +15387,6 @@
                 <w:szCs w:val="17"/>
                 <w:lang w:bidi="ar"/>
               </w:rPr>
-              <w:lastRenderedPageBreak/>
               <w:t>≥2</w:t>
             </w:r>
             <w:r>
@@ -16765,6 +16764,7 @@
           <w:sz w:val="16"/>
           <w:szCs w:val="16"/>
         </w:rPr>
+        <w:lastRenderedPageBreak/>
         <w:t>Q30：碱基质量Q</w:t>
       </w:r>
       <w:r>
@@ -16827,7 +16827,6 @@
           <w:sz w:val="16"/>
           <w:szCs w:val="16"/>
         </w:rPr>
-        <w:lastRenderedPageBreak/>
         <w:t>覆盖度：检测到的区域</w:t>
       </w:r>
       <w:proofErr w:type="gramStart"/>
@@ -18132,6 +18131,7 @@
           <w:sz w:val="18"/>
           <w:szCs w:val="18"/>
         </w:rPr>
+        <w:lastRenderedPageBreak/>
         <w:t>{{</w:t>
       </w:r>
       <w:proofErr w:type="spellStart"/>
@@ -18219,7 +18219,6 @@
           <w:sz w:val="18"/>
           <w:szCs w:val="18"/>
         </w:rPr>
-        <w:lastRenderedPageBreak/>
         <w:t>所有变异的临床意义解读遵循</w:t>
       </w:r>
       <w:r>
@@ -20189,6 +20188,7 @@
           <w:sz w:val="24"/>
           <w:szCs w:val="24"/>
         </w:rPr>
+        <w:lastRenderedPageBreak/>
         <w:t>&gt;</w:t>
       </w:r>
       <w:r>
@@ -20265,16 +20265,7 @@
           <w:sz w:val="18"/>
           <w:szCs w:val="18"/>
         </w:rPr>
-        <w:t>对于送检样本，不排除出现无基因变异的情况（即没有检测到任何肿瘤相关基因变异）。因为肿瘤生物学机制的复杂性，肿瘤的基因异常可出现在基因组、转录组、蛋白质组和表观遗传等多个层面，因此无基因变异的情况是客观存在的、不能完全避免的。无基</w:t>
-      </w:r>
-      <w:r>
-        <w:rPr>
-          <w:rFonts w:ascii="思源黑体 CN Normal" w:eastAsia="思源黑体 CN Normal" w:hAnsi="思源黑体 CN Normal" w:hint="eastAsia"/>
-          <w:sz w:val="18"/>
-          <w:szCs w:val="18"/>
-        </w:rPr>
-        <w:lastRenderedPageBreak/>
-        <w:t>因变异并不是完全无用的信息，并不能证明治疗方法有效或无效，基因未发生变异同样能够为临床科研提供参考和帮助。</w:t>
+        <w:t>对于送检样本，不排除出现无基因变异的情况（即没有检测到任何肿瘤相关基因变异）。因为肿瘤生物学机制的复杂性，肿瘤的基因异常可出现在基因组、转录组、蛋白质组和表观遗传等多个层面，因此无基因变异的情况是客观存在的、不能完全避免的。无基因变异并不是完全无用的信息，并不能证明治疗方法有效或无效，基因未发生变异同样能够为临床科研提供参考和帮助。</w:t>
       </w:r>
     </w:p>
     <w:p>
@@ -21117,7 +21108,16 @@
           <w:sz w:val="16"/>
           <w:szCs w:val="16"/>
         </w:rPr>
-        <w:t>, 中国临床肿瘤学会前列腺癌专业委员会. 中国前列腺癌患者基因检测专家共识（2020年版）[J].中国癌症杂志, 2020, 30(7): 551-560.</w:t>
+        <w:t>, 中国临床肿瘤学会前列腺癌专业委员会. 中国前列腺癌患者基因检测专家共识（2020年版）[J].中</w:t>
+      </w:r>
+      <w:r>
+        <w:rPr>
+          <w:rFonts w:ascii="思源黑体 CN Normal" w:eastAsia="思源黑体 CN Normal" w:hAnsi="思源黑体 CN Normal"/>
+          <w:sz w:val="16"/>
+          <w:szCs w:val="16"/>
+        </w:rPr>
+        <w:lastRenderedPageBreak/>
+        <w:t>国癌症杂志, 2020, 30(7): 551-560.</w:t>
       </w:r>
     </w:p>
     <w:p>
@@ -21140,7 +21140,7 @@
           <w:sz w:val="16"/>
           <w:szCs w:val="16"/>
         </w:rPr>
-        <w:t>NCCN Clinical Practice Guidelines in Oncology-Genetic/Familial High-Risk Assessment: Breast, Ovarian, and Pancreatic. (</w:t>
+        <w:t xml:space="preserve">NCCN Clinical Practice Guidelines in Oncology-Genetic/Familial High-Risk Assessment: Breast, Ovarian, and Pancreatic. (version </w:t>
       </w:r>
       <w:proofErr w:type="gramStart"/>
       <w:r>
@@ -21149,7 +21149,7 @@
           <w:sz w:val="16"/>
           <w:szCs w:val="16"/>
         </w:rPr>
-        <w:t>version</w:t>
+        <w:t>2.2024)[</w:t>
       </w:r>
       <w:proofErr w:type="gramEnd"/>
       <w:r>
@@ -21158,7 +21158,7 @@
           <w:sz w:val="16"/>
           <w:szCs w:val="16"/>
         </w:rPr>
-        <w:t xml:space="preserve"> 2.2024)[EB/OL]. http://www.nccn.org</w:t>
+        <w:t>EB/OL]. http://www.nccn.org</w:t>
       </w:r>
     </w:p>
     <w:p>
@@ -21181,7 +21181,7 @@
           <w:sz w:val="16"/>
           <w:szCs w:val="16"/>
         </w:rPr>
-        <w:t>NCCN Clinical Practice Guidelines in Oncology-Breast Cancer Risk Reduction. (</w:t>
+        <w:t xml:space="preserve">NCCN Clinical Practice Guidelines in Oncology-Breast Cancer Risk Reduction. (version </w:t>
       </w:r>
       <w:proofErr w:type="gramStart"/>
       <w:r>
@@ -21190,7 +21190,7 @@
           <w:sz w:val="16"/>
           <w:szCs w:val="16"/>
         </w:rPr>
-        <w:t>version</w:t>
+        <w:t>1.2024)[</w:t>
       </w:r>
       <w:proofErr w:type="gramEnd"/>
       <w:r>
@@ -21199,7 +21199,7 @@
           <w:sz w:val="16"/>
           <w:szCs w:val="16"/>
         </w:rPr>
-        <w:t xml:space="preserve"> 1.2024)[EB/OL]. http://www.nccn.org</w:t>
+        <w:t>EB/OL]. http://www.nccn.org</w:t>
       </w:r>
     </w:p>
     <w:p>
@@ -21222,7 +21222,7 @@
           <w:sz w:val="16"/>
           <w:szCs w:val="16"/>
         </w:rPr>
-        <w:t>NCCN Clinical Practice Guidelines in Oncology-Ovarian Cancer Including Fallopian Tube Cancer and Primary Peritoneal Cancer. (</w:t>
+        <w:t xml:space="preserve">NCCN Clinical Practice Guidelines in Oncology-Ovarian Cancer Including Fallopian Tube Cancer and Primary Peritoneal Cancer. (version </w:t>
       </w:r>
       <w:proofErr w:type="gramStart"/>
       <w:r>
@@ -21231,7 +21231,7 @@
           <w:sz w:val="16"/>
           <w:szCs w:val="16"/>
         </w:rPr>
-        <w:t>version</w:t>
+        <w:t>2.2023)[</w:t>
       </w:r>
       <w:proofErr w:type="gramEnd"/>
       <w:r>
@@ -21240,7 +21240,7 @@
           <w:sz w:val="16"/>
           <w:szCs w:val="16"/>
         </w:rPr>
-        <w:t xml:space="preserve"> 2.2023)[EB/OL]. http://www.nccn.org</w:t>
+        <w:t>EB/OL]. http://www.nccn.org</w:t>
       </w:r>
     </w:p>
     <w:p>
@@ -21263,8 +21263,7 @@
           <w:sz w:val="16"/>
           <w:szCs w:val="16"/>
         </w:rPr>
-        <w:lastRenderedPageBreak/>
-        <w:t>NCCN Clinical Practice Guidelines in Oncology-Breast Cancer. (</w:t>
+        <w:t xml:space="preserve">NCCN Clinical Practice Guidelines in Oncology-Breast Cancer. (version </w:t>
       </w:r>
       <w:proofErr w:type="gramStart"/>
       <w:r>
@@ -21273,7 +21272,7 @@
           <w:sz w:val="16"/>
           <w:szCs w:val="16"/>
         </w:rPr>
-        <w:t>version</w:t>
+        <w:t>4.2023)[</w:t>
       </w:r>
       <w:proofErr w:type="gramEnd"/>
       <w:r>
@@ -21282,7 +21281,7 @@
           <w:sz w:val="16"/>
           <w:szCs w:val="16"/>
         </w:rPr>
-        <w:t xml:space="preserve"> 4.2023)[EB/OL]. http://www.nccn.org</w:t>
+        <w:t>EB/OL]. http://www.nccn.org</w:t>
       </w:r>
     </w:p>
     <w:p>
@@ -21305,7 +21304,7 @@
           <w:sz w:val="16"/>
           <w:szCs w:val="16"/>
         </w:rPr>
-        <w:t>NCCN Clinical Practice Guidelines in Oncology-Prostate Cancer. (</w:t>
+        <w:t xml:space="preserve">NCCN Clinical Practice Guidelines in Oncology-Prostate Cancer. (version </w:t>
       </w:r>
       <w:proofErr w:type="gramStart"/>
       <w:r>
@@ -21314,7 +21313,7 @@
           <w:sz w:val="16"/>
           <w:szCs w:val="16"/>
         </w:rPr>
-        <w:t>version</w:t>
+        <w:t>4.2023)[</w:t>
       </w:r>
       <w:proofErr w:type="gramEnd"/>
       <w:r>
@@ -21323,7 +21322,7 @@
           <w:sz w:val="16"/>
           <w:szCs w:val="16"/>
         </w:rPr>
-        <w:t xml:space="preserve"> 4.2023)[EB/OL]. http://www.nccn.org</w:t>
+        <w:t>EB/OL]. http://www.nccn.org</w:t>
       </w:r>
     </w:p>
     <w:p>
@@ -21346,7 +21345,7 @@
           <w:sz w:val="16"/>
           <w:szCs w:val="16"/>
         </w:rPr>
-        <w:t>NCCN Clinical Practice Guidelines in Oncology-Pancreatic Adenocarcinoma. (</w:t>
+        <w:t xml:space="preserve">NCCN Clinical Practice Guidelines in Oncology-Pancreatic Adenocarcinoma. (version </w:t>
       </w:r>
       <w:proofErr w:type="gramStart"/>
       <w:r>
@@ -21355,7 +21354,7 @@
           <w:sz w:val="16"/>
           <w:szCs w:val="16"/>
         </w:rPr>
-        <w:t>version</w:t>
+        <w:t>2.2023)[</w:t>
       </w:r>
       <w:proofErr w:type="gramEnd"/>
       <w:r>
@@ -21364,7 +21363,7 @@
           <w:sz w:val="16"/>
           <w:szCs w:val="16"/>
         </w:rPr>
-        <w:t xml:space="preserve"> 2.2023)[EB/OL]. http://www.nccn.org</w:t>
+        <w:t>EB/OL]. http://www.nccn.org</w:t>
       </w:r>
     </w:p>
     <w:p>
@@ -22383,13 +22382,22 @@
       </w:rPr>
       <w:t xml:space="preserve">   报告日期：</w:t>
     </w:r>
+    <w:proofErr w:type="gramStart"/>
     <w:r>
       <w:rPr>
         <w:rFonts w:ascii="思源黑体 CN Normal" w:eastAsia="思源黑体 CN Normal" w:hAnsi="思源黑体 CN Normal"/>
         <w:sz w:val="16"/>
         <w:szCs w:val="16"/>
       </w:rPr>
-      <w:t xml:space="preserve">{%if </w:t>
+      <w:t>{{</w:t>
+    </w:r>
+    <w:r>
+      <w:rPr>
+        <w:rFonts w:ascii="思源黑体 CN Normal" w:eastAsia="思源黑体 CN Normal" w:hAnsi="思源黑体 CN Normal"/>
+        <w:sz w:val="16"/>
+        <w:szCs w:val="16"/>
+      </w:rPr>
+      <w:t xml:space="preserve"> </w:t>
     </w:r>
     <w:proofErr w:type="spellStart"/>
     <w:r>
@@ -22398,7 +22406,24 @@
         <w:sz w:val="16"/>
         <w:szCs w:val="16"/>
       </w:rPr>
-      <w:t>sample.receive_data</w:t>
+      <w:t>sample</w:t>
+    </w:r>
+    <w:proofErr w:type="gramEnd"/>
+    <w:r>
+      <w:rPr>
+        <w:rFonts w:ascii="思源黑体 CN Normal" w:eastAsia="思源黑体 CN Normal" w:hAnsi="思源黑体 CN Normal"/>
+        <w:sz w:val="16"/>
+        <w:szCs w:val="16"/>
+      </w:rPr>
+      <w:t>.</w:t>
+    </w:r>
+    <w:r>
+      <w:rPr>
+        <w:rFonts w:ascii="思源黑体 CN Normal" w:eastAsia="思源黑体 CN Normal" w:hAnsi="思源黑体 CN Normal" w:hint="eastAsia"/>
+        <w:sz w:val="16"/>
+        <w:szCs w:val="16"/>
+      </w:rPr>
+      <w:t>report_date</w:t>
     </w:r>
     <w:proofErr w:type="spellEnd"/>
     <w:r>
@@ -22407,25 +22432,7 @@
         <w:sz w:val="16"/>
         <w:szCs w:val="16"/>
       </w:rPr>
-      <w:t xml:space="preserve"> %}{{</w:t>
-    </w:r>
-    <w:proofErr w:type="spellStart"/>
-    <w:r>
-      <w:rPr>
-        <w:rFonts w:ascii="思源黑体 CN Normal" w:eastAsia="思源黑体 CN Normal" w:hAnsi="思源黑体 CN Normal"/>
-        <w:sz w:val="16"/>
-        <w:szCs w:val="16"/>
-      </w:rPr>
-      <w:t>sample.receive_data</w:t>
-    </w:r>
-    <w:proofErr w:type="spellEnd"/>
-    <w:r>
-      <w:rPr>
-        <w:rFonts w:ascii="思源黑体 CN Normal" w:eastAsia="思源黑体 CN Normal" w:hAnsi="思源黑体 CN Normal"/>
-        <w:sz w:val="16"/>
-        <w:szCs w:val="16"/>
-      </w:rPr>
-      <w:t>}}{%else%}-{%endif%}</w:t>
+      <w:t xml:space="preserve"> }}</w:t>
     </w:r>
     <w:r>
       <w:rPr>
